--- a/oferta-trevoga.docx
+++ b/oferta-trevoga.docx
@@ -372,7 +372,7 @@
           <w:sz w:val="22"/>
           <w:szCs w:val="22"/>
         </w:rPr>
-        <w:t xml:space="preserve">3.4. Оплата производится через один из способов, доступных по ссылке на оплату (ЮMoney, Продамус или иные системы, указанные Исполнителем). Исполнитель не несёт ответственности за действия или бездействие третьих лиц, через которых проходят денежные средства при оплате.</w:t>
+        <w:t xml:space="preserve">3.4. Оплата производится через один из способов, доступных по ссылке на оплату (Продамус или иные системы, указанные Исполнителем). Исполнитель не несёт ответственности за действия или бездействие третьих лиц, через которых проходят денежные средства при оплате.</w:t>
       </w:r>
     </w:p>
     <w:p>
@@ -1107,7 +1107,7 @@
           <w:sz w:val="22"/>
           <w:szCs w:val="22"/>
         </w:rPr>
-        <w:t xml:space="preserve">Способы оплаты: ЮMoney / Продамус</w:t>
+        <w:t xml:space="preserve">Способы оплаты: Продамус</w:t>
       </w:r>
     </w:p>
     <w:p>
@@ -1505,7 +1505,7 @@
           <w:sz w:val="22"/>
           <w:szCs w:val="22"/>
         </w:rPr>
-        <w:t xml:space="preserve">Способы оплаты: ЮMoney / Продамус</w:t>
+        <w:t xml:space="preserve">Способы оплаты: Продамус</w:t>
       </w:r>
     </w:p>
     <w:sectPr>
@@ -1713,7 +1713,7 @@
     <w:next w:val="Normal"/>
     <w:qFormat/>
     <w:rPr>
-      <w:color w:val="2E74B5"/>
+      <w:color w:val="000000"/>
       <w:sz w:val="32"/>
       <w:szCs w:val="32"/>
     </w:rPr>
@@ -1724,7 +1724,7 @@
     <w:next w:val="Normal"/>
     <w:qFormat/>
     <w:rPr>
-      <w:color w:val="2E74B5"/>
+      <w:color w:val="000000"/>
       <w:sz w:val="26"/>
       <w:szCs w:val="26"/>
     </w:rPr>
@@ -1735,7 +1735,7 @@
     <w:next w:val="Normal"/>
     <w:qFormat/>
     <w:rPr>
-      <w:color w:val="1F4D78"/>
+      <w:color w:val="000000"/>
       <w:sz w:val="24"/>
       <w:szCs w:val="24"/>
     </w:rPr>
@@ -1748,7 +1748,7 @@
     <w:rPr>
       <w:i/>
       <w:iCs/>
-      <w:color w:val="2E74B5"/>
+      <w:color w:val="000000"/>
     </w:rPr>
   </w:style>
   <w:style w:type="paragraph" w:styleId="Heading5">
@@ -1757,7 +1757,7 @@
     <w:next w:val="Normal"/>
     <w:qFormat/>
     <w:rPr>
-      <w:color w:val="2E74B5"/>
+      <w:color w:val="000000"/>
     </w:rPr>
   </w:style>
   <w:style w:type="paragraph" w:styleId="Heading6">
@@ -1766,7 +1766,7 @@
     <w:next w:val="Normal"/>
     <w:qFormat/>
     <w:rPr>
-      <w:color w:val="1F4D78"/>
+      <w:color w:val="000000"/>
     </w:rPr>
   </w:style>
   <w:style w:type="paragraph" w:styleId="Strong">
@@ -1790,7 +1790,7 @@
     <w:uiPriority w:val="99"/>
     <w:unhideWhenUsed/>
     <w:rPr>
-      <w:color w:val="0563C1"/>
+      <w:color w:val="000000"/>
       <w:u w:val="single"/>
     </w:rPr>
   </w:style>
